--- a/examples/07-immagini-e-viste/expected.docx
+++ b/examples/07-immagini-e-viste/expected.docx
@@ -32,7 +32,7 @@
                     <pic:cNvPicPr/>
                   </pic:nvPicPr>
                   <pic:blipFill>
-                    <a:blip xmlns:p10="http://schemas.openxmlformats.org/officeDocument/2006/relationships" p10:embed="Rcf0a7763dd904263"/>
+                    <a:blip xmlns:p10="http://schemas.openxmlformats.org/officeDocument/2006/relationships" p10:embed="R3e2ae8aa61aa4d87"/>
                     <a:stretch>
                       <a:fillRect/>
                     </a:stretch>
@@ -92,7 +92,7 @@
                     <pic:cNvPicPr/>
                   </pic:nvPicPr>
                   <pic:blipFill>
-                    <a:blip xmlns:p10="http://schemas.openxmlformats.org/officeDocument/2006/relationships" p10:embed="R29f5a4d3f5b64ad3"/>
+                    <a:blip xmlns:p10="http://schemas.openxmlformats.org/officeDocument/2006/relationships" p10:embed="R11a2a9c815d942a3"/>
                     <a:stretch>
                       <a:fillRect/>
                     </a:stretch>
